--- a/docs/cvs/synthetic/amine-ferjani.docx
+++ b/docs/cvs/synthetic/amine-ferjani.docx
@@ -13,6 +13,11 @@
     <w:p>
       <w:r>
         <w:t>amine.ferjani@example.com — +216 23 147 963</w:t>
+      </w:r>
+    </w:p>
+    <w:p>
+      <w:r>
+        <w:t>Né(e) le: 25/06/1993</w:t>
       </w:r>
     </w:p>
     <w:p>
